--- a/research/Physiological_Research_Original_Article_完整重写稿_20261020/中文对照稿.docx
+++ b/research/Physiological_Research_Original_Article_完整重写稿_20261020/中文对照稿.docx
@@ -73,7 +73,7 @@
     </w:p>
     <w:p>
       <w:r>
-        <w:t>寰枢关节紊乱与大鼠模型中的血压升高有关，但其延髓区域生化表型尚未得到充分描述。本研究检测超氧化物歧化酶（SOD）活性及硫代巴比妥酸（TBA）法获得的丙二醛（MDA）相关信号，并将Nox1/Nox4靶向RT-qPCR作为探索性检测。雄性Wistar大鼠接受假手术暴露或寰枢关节植入手术。假手术组和模型组于第4周取材；独立的恢复队列于第4周取出植入物，并于第8周取材。每项终点检测均纳入每组6只大鼠独立处理的样本。组织块包含头端延髓腹外侧区（RVLM）及邻近延髓。第4周，模型组SOD活性低于假手术组（0.564 ± 0.072对1.122 ± 0.072 U/mg蛋白），MDA相关信号高于假手术组（0.349 ± 0.034对0.095 ± 0.017 nmol/mg蛋白；两项校正后P均＜0.001）。模型组Nox1/Nox4靶向检测的归一化估计值较高，但产物特异性尚未确认，不能据此判断转录本丰度。第8周，恢复队列SOD及MDA相关指标分别为1.035 ± 0.101和0.213 ± 0.049。由于取材时间不同，且缺少匹配的二次手术对照，这些较晚时间点的观察不能分离植入物取出的特异性效应。同期比较显示，该模型伴随延髓区域生化指标差异。检测方法验证不足及未使用术后镇痛限制了机制解释。</w:t>
+        <w:t>寰枢关节紊乱与大鼠模型中的血压升高有关，但其延髓区域生化表型尚未得到充分描述。本研究检测超氧化物歧化酶（SOD）活性及硫代巴比妥酸（TBA）法获得的丙二醛（MDA）相关信号，并将Nox1/Nox4靶向RT-qPCR作为探索性检测。雄性Wistar大鼠接受假手术暴露或寰枢关节植入手术。假手术组和模型组于第4周取材；独立的恢复队列于第4周取出植入物，并于第8周取材。每项终点检测均纳入每组6只大鼠独立处理的样本。组织块包含头端延髓腹外侧区及邻近延髓。第4周，模型组SOD活性低于假手术组（0.564 ± 0.072对1.122 ± 0.072 U/mg蛋白），MDA相关信号高于假手术组（0.349 ± 0.034对0.095 ± 0.017 nmol/mg蛋白；两项校正后P均＜0.001）。归一化Nox1/Nox4靶向检测估计值也较高，但产物特异性尚未确认，不能据此判断转录本丰度。第8周，恢复队列SOD及MDA相关指标分别为1.035 ± 0.101和0.213 ± 0.049。同期比较支持存在描述性的区域生化差异。时间不匹配的较晚队列及探索性qPCR结果不能确立植入物取出效应或NOX介导机制。</w:t>
       </w:r>
     </w:p>
     <w:p>
@@ -91,31 +91,22 @@
     </w:p>
     <w:p>
       <w:r>
-        <w:t>既往大鼠实验表明，寰枢关节错位模型与动脉血压升高有关[1]。该模型可用于研究上颈段关节紊乱伴随的生理变化，但模型本身不能证明颈椎错位会导致人类高血压。相关研究检测了此模型大鼠头端延髓腹外侧区（RVLM）的血管紧张素Ⅱ（AngⅡ）及其1型受体（AT1-R）[2]。该基础实验中的部分血压观察也用于了上述报道。本研究关注区域生化指标及Nox1/Nox4靶向检测结果，不将共享血压数据作为新的疗效证据呈现。</w:t>
+        <w:t>既往大鼠实验表明，寰枢关节错位模型与动脉血压升高有关[1]。该模型可用于研究上颈段关节紊乱伴随的生理变化。相关研究检测了此模型大鼠头端延髓腹外侧区（RVLM）的血管紧张素Ⅱ（AngⅡ）及其1型受体（AT1-R）[2]。该基础实验中的部分血压观察也用于了上述报道。本研究关注区域生化指标及Nox1/Nox4靶向检测结果。</w:t>
       </w:r>
     </w:p>
     <w:p>
       <w:r>
-        <w:t>RVLM含有参与交感血管运动调节的延髓脊髓投射神经元[3]。其对血压调节的贡献取决于氧供、压力感受器传入及麻醉等生理状态[4]。因此，延髓腹外侧区是研究该颈部模型的相关区域，但不能将任何区域生化差异直接等同于交感输出增加。解剖关联和生理合理性需要经过实验检验，才能被纳入因果通路。</w:t>
+        <w:t>RVLM含有参与交感血管运动调节的延髓脊髓投射神经元[3]。其对血压调节的贡献随氧供、压力感受器传入及麻醉等生理状态变化[4]。区域氧化还原调节与这一功能有关。在自发性高血压大鼠中，RVLM抗氧化酶活性降低与高血压有关，局部抗氧化酶基因转移可降低动脉血压[5]。AngⅡ诱导的升压反应也与RVLM中NADPH氧化酶依赖性信号有关[6]，而线粒体过程则是另一条区域氧化还原紊乱途径[7]。</w:t>
       </w:r>
     </w:p>
     <w:p>
       <w:r>
-        <w:t>氧化还原调节是值得研究的候选过程。在自发性高血压大鼠中，实验研究已将RVLM抗氧化酶活性降低与高血压联系起来，局部抗氧化酶基因转移可降低动脉血压[5]。RVLM中AngⅡ诱导的升压反应也与NADPH氧化酶依赖性信号有关[6]。线粒体过程则是另一条有实验证据支持的区域氧化还原紊乱途径[7]。这些发现来自其他实验条件，不能据此确定寰枢关节模型中的氧化信号来源。不过，NOX1和NOX4在调控方式及亚细胞特性上存在差异，因而是合理的候选分子[8]。</w:t>
+        <w:t>这些发现为检测寰枢关节模型中的区域氧化还原生化指标提供了依据。NOX1和NOX4是候选的氧化还原相关酶，其调控及亚细胞特性不同[8]。SOD活性与TBA法MDA相关信号提供相互补充的生化观察，其解释应考虑各自的检测化学特性[9]。</w:t>
       </w:r>
     </w:p>
     <w:p>
       <w:r>
-        <w:t>首先值得明确的问题是，该模型是否存在可检测的区域生化表型。为此，本研究在包含RVLM及邻近延髓的组织中检测SOD活性和TBA法MDA相关信号。两项指标分别反映抗氧化活性及氧化相关生化读数，同时其解释应受到检测化学特性的限制[9]。</w:t>
-      </w:r>
-      <w:r>
-        <w:rPr>
-          <w:i/>
-        </w:rPr>
-        <w:t>Nox1</w:t>
-      </w:r>
-      <w:r>
-        <w:t>/Nox4靶向RT-qPCR作为探索性分子检测。本报告重点关注第4周模型组与同期假手术组的比较。植入物取出后于第8周取材的独立队列提供较晚时间点的观察，但不能确立取出植入物的特异性效应。实验前未指定单一主要终点。</w:t>
+        <w:t>本研究在包含RVLM及邻近延髓的组织中检测SOD活性及MDA相关信号，并将Nox1/Nox4靶向RT-qPCR作为探索性分子检测。本报告重点关注第4周模型组与同期假手术组的比较，另行描述取出植入物后于第8周取材的独立队列。该设计用于描述区域表型，并为后续机制研究提供观察依据。</w:t>
       </w:r>
     </w:p>
     <w:p>
@@ -136,17 +127,17 @@
     </w:p>
     <w:p>
       <w:r>
-        <w:t>基础实验经安徽中医药大学动物伦理委员会批准（AHUCM-rats-2022032）。雄性Wistar大鼠约12周龄、体重约250 g，购自安徽医科大学实验动物中心。大鼠单笼饲养，环境温度22 ± 1℃，相对湿度60%，光照周期为12 h光照/12 h黑暗，可自由摄食饮水。适应性饲养1周。环境丰富化措施未见记录。选用雄性大鼠与既往模型研究保持一致，未评估性别相关效应。</w:t>
+        <w:t>基础实验经安徽中医药大学动物伦理委员会批准（AHUCM-rats-2022032）；伦理批准原件及获批方案现已无法获得。雄性Wistar大鼠约12周龄、体重约250 g，购自安徽医科大学实验动物中心。大鼠单笼饲养，环境温度22 ± 1℃，相对湿度60%，光照周期为12 h光照/12 h黑暗，可自由摄食饮水。适应性饲养1周。环境丰富化措施未见记录。选用雄性大鼠与既往模型研究保持一致。</w:t>
       </w:r>
     </w:p>
     <w:p>
       <w:r>
-        <w:t>初始采用随机数字法将60只大鼠分配至假手术组（n＝10）和造模组（n＝50）。造模大鼠术中死亡6只、术后死亡3只。41只存活大鼠中，7只植入物脱落，34只植入物在位。筛选后，从造模成功的大鼠中采用随机数字法分配模型、恢复及颈上神经节切除队列，各10只；其余4只留作备用。本报告仅涉及假手术、模型及恢复队列。每项生化及RT-qPCR终点检测均使用相应队列中每组6只大鼠的样本，逐份独立处理，不进行跨动物混样。历史动物—样本对应记录及不同检测之间的样本重叠情况无法恢复；生物学样本量及靶标与内参来自同一动物的配对关系由实验者确认。</w:t>
+        <w:t>初始采用随机数字法将60只大鼠分配至假手术组（n＝10）和造模组（n＝50）。造模大鼠术中死亡6只、术后死亡3只。41只存活大鼠中，7只植入物脱落，34只植入物在位。筛选后，从造模成功的大鼠中采用随机数字法分配模型、恢复及颈上神经节切除队列，各10只；其余4只留作备用。本报告仅涉及假手术、模型及恢复队列。每项生化及RT-qPCR终点检测均使用每组6只大鼠的样本，逐份独立处理，不进行跨动物混样。生物学重复及样本关联的依据见“数据可用性”。</w:t>
       </w:r>
     </w:p>
     <w:p>
       <w:r>
-        <w:t>本研究采用探索性设计，未按特定结局进行事前样本量计算，也未预先指定单一主要终点。未进行事后功效计算。盲法执行情况无记录。假手术组和模型组于第4周终末取材。恢复组从造模成功的动物中独立分配，第4周取出植入物，第8周取材。因此，终末组织比较涉及不同动物，且未设置第8周时间匹配的持续模型队列或二次手术假手术队列。</w:t>
+        <w:t>本研究采用探索性设计，未按特定结局进行事前样本量计算，也未预先指定单一主要终点。盲法执行情况无记录。假手术组和模型组于第4周终末取材。恢复组从造模成功的动物中独立分配，第4周取出植入物，第8周取材。未设置第8周时间匹配的持续模型队列或二次手术假手术队列。</w:t>
       </w:r>
     </w:p>
     <w:p>
@@ -164,7 +155,7 @@
     </w:p>
     <w:p>
       <w:r>
-        <w:t>造模、植入物取出及终末取样均采用2%异氟烷吸入麻醉，气体流量为1 L/min。通过呼吸及反射反应监测麻醉深度。术后肌内注射青霉素钠400,000–800,000单位/kg，每日1次，连续3天。未使用术后镇痛药物，且未留存省略镇痛的特定书面理由或授权。术后前3天每日检查摄食、活动及伤口情况，此后每周检查2–3次。9只死亡动物的潜在相关因素包括麻醉相关并发症、手术损伤及感染，但现存记录未对各动物死因作出判定。</w:t>
+        <w:t>造模、植入物取出及终末取样均采用2%异氟烷吸入麻醉，气体流量为1 L/min。通过呼吸及反射反应监测麻醉深度。术后肌内注射青霉素钠400,000–800,000单位/kg，每日1次，连续3天。未使用术后镇痛药物；未留存省略镇痛的特定书面理由或授权。术后前3天每日检查摄食、活动及伤口情况，此后每周检查2–3次。麻醉相关并发症、手术损伤及感染被报告为死亡的可能相关因素，但无逐动物死因判定记录。</w:t>
       </w:r>
     </w:p>
     <w:p>
@@ -177,17 +168,17 @@
     </w:p>
     <w:p>
       <w:r>
-        <w:t>异氟烷麻醉下完成腹主动脉采血后，给予过量异氟烷吸入。确认自主呼吸、可触及心搏及伤害性刺激回缩反应均消失后，取出脑干。参照脑图谱双侧取材，每只大鼠的区域组织块约100 mg，包含RVLM及邻近延髓组织，并非分离的纯RVLM核团。组织经液氮研磨后，在含1 mmol/L PMSF的RIPA裂解液中冰上裂解。离心取上清，采用BCA法测定蛋白浓度（Beyotime，P0010）。</w:t>
+        <w:t>异氟烷麻醉下完成腹主动脉采血后，给予过量异氟烷吸入。确认自主呼吸、可触及心搏及伤害性刺激回缩反应均消失后，取出脑干。参照脑图谱双侧取材，每只大鼠的区域组织块约100 mg，包含RVLM及邻近延髓组织。组织经液氮研磨后，在含1 mmol/L PMSF的RIPA裂解液中冰上裂解。离心取上清，采用BCA法测定蛋白浓度（Beyotime，P0010）。</w:t>
       </w:r>
     </w:p>
     <w:p>
       <w:r>
-        <w:t>采用WST-1法测定总SOD活性（南京建成，A001-3）。反应体系于37℃孵育20 min，使用RT-6000酶标仪在450 nm读取吸光度。根据空白校正后的抑制率、反应体系与样本体积之比及相应蛋白浓度计算活性，结果以U/mg蛋白表示。采用TBA法检测MDA相关信号（南京建成，A003-1）。反应混合液于95℃加热40 min，冷却后以3500–4000转/min离心10 min。使用10 nmol/mL标准品将530 nm吸光度换算，并按蛋白浓度归一化，结果以nmol/mg蛋白表示。对TBA结果的解释考虑其有限的化学特异性[9]。详细计算及检测限制见补充材料。</w:t>
+        <w:t>采用WST-1法测定总SOD活性（南京建成，A001-3）。反应体系于37℃孵育20 min，使用RT-6000酶标仪在450 nm读取吸光度。根据空白校正后的抑制率、反应体系与样本体积之比及相应蛋白浓度计算活性，结果以U/mg蛋白表示。采用TBA法检测MDA相关信号（南京建成，A003-1）。反应混合液于95℃加热40 min，冷却后以3500–4000转/min离心10 min。使用10 nmol/mL标准品将530 nm吸光度换算，并按蛋白浓度归一化，结果以nmol/mg蛋白表示。详细计算及检测限制见补充材料。</w:t>
       </w:r>
     </w:p>
     <w:p>
       <w:r>
-        <w:t>O12探针相关荧光检测作为辅助观察保留在补充材料中。该试剂原指定用于血清，尚未验证其在组织/RIPA基质中的适用性。本研究不据此确定ROS绝对浓度，也不据此识别ROS种类或来源。由于制片动物数及图像与动物的对应关系无法确认，存档苏木精–伊红染色图像也仅作为补充示图。上述两类观察均不用于确立定量组织学或机制结论。</w:t>
+        <w:t>辅助性O12探针相关荧光及存档苏木精–伊红染色图像仅在补充材料中呈现。原指定用于血清的荧光试剂尚未验证其组织/RIPA兼容性，组织学制片动物数及图像与动物的对应关系无法确认。</w:t>
       </w:r>
     </w:p>
     <w:p>
@@ -205,7 +196,7 @@
     </w:p>
     <w:p>
       <w:r>
-        <w:t>样本内ΔCq定义为靶标Cq减去其配对β-actin Cq。相对量按2^(−ΔCq)计算，再除以该检测中6份假手术样本相对量的算术均值。该归一化方法假设扩增效率相近且接近100%，但实验中未验证这一假设。内参基因稳定性未验证，且无模板对照（NTC）及无逆转录对照（no-RT）的记录不可获得。熔解曲线形态不一致，且缺少产物身份验证证据，因此靶标特异性尚未确认[10]。B10-Ch5及D12-Ch5两处板图注释错误由实验者在核对加样或实验室记录后作出说明；原始导出文件及数值分组均予以保留。详见补充表S4。结果以探索性的归一化检测估计值报告。</w:t>
+        <w:t>样本内ΔCq为靶标Cq减去配对β-actin Cq。相对量按2^(−ΔCq)计算，再除以该检测中6份假手术样本相对量的算术均值。扩增效率假设相近且接近100%；扩增效率及内参基因稳定性未验证，NTC/no-RT记录不可获得。熔解曲线形态不一致，且缺少产物身份验证证据，因此特异性尚未确认[10]；结果作为探索性归一化检测估计值保留。实验者确认的B10-Ch5及D12-Ch5两处板图注释说明详见补充表S4。原始导出文件、数值分组及配对关系均予以保留。</w:t>
       </w:r>
     </w:p>
     <w:p>
@@ -218,7 +209,7 @@
     </w:p>
     <w:p>
       <w:r>
-        <w:t>以大鼠为实验单位。结果以均值±样本标准差表示，每组每项终点检测均为6份样本。纳入全部已提供观察值，不剔除异常值，不插补缺失值。生化指标采用Welch单因素方差分析及Games–Howell检验，报告95%置信区间；各指标内部的3次两两比较进行校正，不进行跨指标校正。RT-qPCR推断在ΔCq尺度上采用双侧Welch t检验，对原始6个靶标、3组间对比形成的全部18次比较统一进行Holm校正。虽然仅展示Nox1和Nox4，仍保留完整的校正范围。以P＜0.05为统计学显著性阈值。涉及恢复组的比较明确视为不同终末时间点之间的比较，不视为配对变化。由于不同检测的样本重叠情况无法重建，未开展跨检测相关分析。</w:t>
+        <w:t>以大鼠为实验单位。结果以均值±样本标准差表示，每组每项终点检测均为6份样本。纳入全部已提供观察值，不剔除异常值，不插补缺失值。生化指标采用Welch单因素方差分析及Games–Howell检验，报告95%置信区间；各指标内部的3次比较进行校正，不进行跨指标校正。RT-qPCR推断在ΔCq尺度上采用双侧Welch t检验，对原始6个靶标、3组间对比形成的全部18次比较统一进行Holm校正；仅展示Nox1和Nox4。以P＜0.05为统计学显著性阈值。涉及恢复组的比较针对独立终末队列。由于不同检测的样本重叠情况无法恢复，未开展跨检测相关分析。</w:t>
       </w:r>
     </w:p>
     <w:p>
@@ -257,7 +248,7 @@
     </w:p>
     <w:p>
       <w:r>
-        <w:t>模型组Nox1靶向检测的归一化估计值为1.459 ± 0.156，假手术组为1.000 ± 0.134，Holm校正后P＝0.0037（图2A）。相应Nox4靶向检测估计值为2.902 ± 0.558和1.000 ± 0.233，校正后P＝0.0001（图2B）。这些差异反映的是在所述扩增效率及配对假设下，靶向检测归一化输出值的差异。由于扩增产物特异性尚未确认，不能据此确认Nox1/Nox4转录本丰度。</w:t>
+        <w:t>模型组Nox1靶向检测的归一化估计值为1.459 ± 0.156，假手术组为1.000 ± 0.134，Holm校正后P＝0.0037（图2A）。相应Nox4靶向检测估计值为2.902 ± 0.558和1.000 ± 0.233，校正后P＝0.0001（图2B）。</w:t>
       </w:r>
     </w:p>
     <w:p>
@@ -275,7 +266,7 @@
     </w:p>
     <w:p>
       <w:r>
-        <w:t>恢复队列Nox1/Nox4靶向检测估计值分别为1.180 ± 0.090和1.645 ± 0.227，均低于模型组估计值（校正后P分别为0.0139和0.0037）。与假手术组相比，Nox4靶向检测估计值仍较高（校正后P＝0.0099），Nox1靶向检测差异未达到统计学显著性（校正后P＝0.0618）。无统计学显著性不能证明等效或正常化。各队列终末时间不同，因此不能将植入物取出的作用与时间进程、年龄增长或二次手术效应区分开。</w:t>
+        <w:t>恢复队列Nox1/Nox4靶向检测估计值分别为1.180 ± 0.090和1.645 ± 0.227，均低于模型组估计值（校正后P分别为0.0139和0.0037）。与假手术组相比，Nox4靶向检测估计值仍较高（校正后P＝0.0099），Nox1靶向检测差异未达到统计学显著性（校正后P＝0.0618）。这些比较涉及不同终末时间点取材的独立队列。</w:t>
       </w:r>
     </w:p>
     <w:p>
@@ -288,47 +279,37 @@
     </w:p>
     <w:p>
       <w:r>
-        <w:t>本研究的主要观察是第4周同期队列间存在延髓区域生化差异：模型组SOD活性较低，MDA相关TBA信号较高。这两项检测为既有颈部模型增加了区域生化层面的描述。该发现针对包含RVLM及邻近延髓的组织块，而非特定神经元群。因此，它为进一步开展解剖定位及化学检测更明确的实验提供了描述性基础，但不能证明RVLM特异通路介导了颈部或血压表型。</w:t>
+        <w:t>第4周，模型组延髓区域SOD活性低于同期假手术组，MDA相关TBA信号高于假手术组。这些观察为既有颈部模型增加了区域生化层面的描述。SOD活性和TBA法信号分别涉及抗氧化活性及氧化相关读数。由于组织块包含RVLM及邻近延髓，结果反映的是区域组织表型，而非特定核团或神经元群。</w:t>
       </w:r>
     </w:p>
     <w:p>
       <w:r>
-        <w:t>SOD结果具有研究意义，因为实验研究已将抗氧化酶活性降低与RVLM相关高血压联系起来。Chan及其同事发现，恢复RVLM抗氧化酶可降低自发性高血压大鼠的血压[5]。但本研究测定的是总SOD活性，不能区分SOD亚型、酶丰度或测得活性降低的生化原因。既往干预研究支持其生物学合理性，但不能使本研究的关联成为因果关系，也不能证明SOD变化解释了此模型的血压变化。</w:t>
+        <w:t>SOD发现与既往自发性高血压大鼠的干预研究具有生物学关联；该研究中，局部恢复RVLM抗氧化酶可降低动脉血压[5]。本研究的总活性检测不能区分SOD亚型、酶丰度或活性降低的原因。SOD活性降低与MDA相关信号升高共同提示，有必要进一步研究此模型的区域氧化还原调节。其他实验条件下的研究支持AngⅡ依赖性NADPH氧化酶信号[6]及线粒体过程[7]作为合理的候选机制。相关AngⅡ/AT1-R观察[2]提供了进一步背景，但不能据此确定这两类过程中的任何一种介导了本研究的差异。</w:t>
       </w:r>
     </w:p>
     <w:p>
       <w:r>
-        <w:t>MDA相关结果涉及另一种生化特征。其升高与SOD活性降低同时出现，与区域氧化还原特征改变相一致，但两项检测不能相互完成方法验证。TBA反应形成的显色产物并非MDA所特有[9]，蛋白归一化也不能消除组织组成或反应干扰的全部差异。因此，不应将测得信号表述为脂质损伤的绝对量。补充材料中的O12指数限制更多，因为尚未验证组织基质及缓冲液兼容性。仅有统一的样本处理流程，不能排除各组受到不同程度的基质影响。</w:t>
+        <w:t>检测特性限制了生化结果解释。18个SOD抑制率数值中有14个位于厂家建议的40%–60%预实验优化区间之外，相应稀释验证记录无法获得。该建议不是经证实的硬性有效性界限，但定量解释仍需谨慎。TBA反应形成的显色产物并非MDA所特有[9]，因此该信号不能独立确立脂质损伤。补充材料中的O12指数也缺少组织基质及缓冲液兼容性验证。蛋白归一化及统一处理流程不能解决这些检测特有的不确定性。</w:t>
       </w:r>
     </w:p>
     <w:p>
       <w:r>
-        <w:t>探索性qPCR差异为后续分子研究提出了问题，尚不能回答氧化酶功能是否改变。NOX1和NOX4的激活要求及定位不同[8]，RNA层面的估计值不能替代酶活性。此外，在一种血管实验条件下，NOX4曾显示保护作用[11]，说明不能跨组织地将较高的NOX相关信号一概归为致病性变化。本批资料中，产物特异性尚未确认，扩增效率采用假定值，且只使用了一个未经验证的内参基因。这些限制使本研究不能确立基因表达上调的结论。现有资料也未提供NOX酶活性测定或亚型特异性干预，不能将靶向检测结果与生化差异直接联系起来。</w:t>
+        <w:t>靶向qPCR差异仍属探索性结果。NOX1和NOX4的激活要求及定位不同[8]，且NOX4曾在一种血管实验条件下显示保护作用[11]，因而其功能解释取决于具体背景。产物特异性尚未确认、扩增效率采用假定值、单一内参未经验证，以及缺少技术重复和留存的NTC/no-RT记录，使本研究不能确立Nox1/Nox4上调的结论。现有资料未提供NOX酶活性测定或亚型特异性干预，不能将这些检测与区域生化表型直接联系起来。数据支持继续研究这些候选分子，但不能确定ROS来源或NOX–交感神经–血压通路。</w:t>
       </w:r>
     </w:p>
     <w:p>
       <w:r>
-        <w:t>其他区域过程仍有可能参与。实验研究表明，NADPH氧化酶依赖的AngⅡ信号可影响RVLM升压反应[6]，线粒体功能受损也可能促进区域氧化物生成[7]。相关AngⅡ/AT1-R报道[2]为在此模型中研究这些可能性提供了依据，但来自共同实验项目的观察不能证明中介机制。本研究数据不能确定颈部传入通路、特定ROS来源，或NOX激活经交感输出导致血压升高的先后链条。要区分这些机制，需要经过验证的区域特异性干预，以及来自相应动物的生理测量。</w:t>
+        <w:t>恢复队列描述了较晚时间点的表型：其SOD活性均值较接近假手术组，而MDA相关信号仍较高。恢复动物于第8周取材，其他队列于第4周取材，因此不能将植入物取出的作用与时间推移、年龄、模型自然演变或再次麻醉及手术区分开。设置持续保留植入物的第8周队列及时间匹配的二次手术假手术队列，有助于区分上述可能性。SOD比较无统计学显著性不能证明等效或正常化。样本量较小、仅纳入雄性、盲法无记录，以及历史样本关联记录不可获得，进一步限制了精确度、推广性及偏倚评估。</w:t>
       </w:r>
     </w:p>
     <w:p>
       <w:r>
-        <w:t>恢复队列提供了较晚终点的信息。其SOD活性均值较接近假手术组，而MDA相关信号相对假手术组仍较高。描述这些数值可保留有助于后续研究设计的观察，但不能说明取出植入物逆转了生化表型。模型和假手术队列于第4周结束，恢复动物则在第8周检测。因此，差异同时包含时间推移、年龄、模型自然演变、再次麻醉及手术，以及植入物取出等因素。要区分上述解释，需要设置持续保留植入物的第8周队列，以及时间匹配的二次手术假手术队列。</w:t>
+        <w:t>未使用术后镇痛也限制了区域终点的解释及动物福利评价。现存记录未提供省略镇痛的特定理由或授权。常规观察及抗生素治疗不能证明疼痛得到了充分缓解，也不能排除疼痛或应激相关影响。后续前瞻性研究应采用经机构审查的镇痛方案，以及预先确定的监测和干预标准。</w:t>
       </w:r>
     </w:p>
     <w:p>
       <w:r>
-        <w:t>若干检测和设计限制影响了推断强度。18个SOD抑制率数值中有14个位于厂家建议的40%–60%预实验优化区间之外，且无法获得相应稀释验证记录。该建议不是经证实的硬性有效性界限，但定量解释仍需谨慎。qPCR每份样本只测定1次，缺少留存的NTC/no-RT记录及完整验证。虽然实验者确认了动物样本的独立性及靶标与内参的配对关系，但历史动物—样本对应记录及不同检测之间的样本重叠情况无法恢复。样本量较小、仅纳入雄性及盲法无记录，进一步限制了精确度、推广性及偏倚评估。这些属于现有证据的限制，不能据此删除不便解释的观察值。</w:t>
-      </w:r>
-    </w:p>
-    <w:p>
-      <w:r>
-        <w:t>动物福利也影响结果解释。50只造模大鼠中9只死亡，造模及取出植入物后均未使用术后镇痛药物。未留存不使用镇痛的特定书面理由或授权。围手术期观察及抗生素治疗不能证明疼痛得到了充分缓解。因此，疼痛及应激可能影响测得的区域指标，伦理批准本身也不能解决缺少镇痛理由记录的问题。后续前瞻性研究应采用经机构审查的镇痛方案，以及预先确定的监测和干预标准。</w:t>
-      </w:r>
-    </w:p>
-    <w:p>
-      <w:r>
-        <w:t>综上，第4周寰枢关节紊乱大鼠的延髓区域SOD活性低于同期假手术大鼠，MDA相关TBA信号较高。较晚时间点恢复队列及靶向qPCR估计值扩展了描述，但不能确立植入物取出效应或NOX介导机制。下一步值得研究的是：采用经验证的检测方法及时间匹配对照后，区域生化差异是否仍然存在，以及特定干预能否将其与自主神经功能联系起来。</w:t>
+        <w:t>综上，第4周寰枢关节紊乱大鼠的延髓区域SOD活性低于同期假手术大鼠，MDA相关TBA信号较高。这些发现描述了一种探索性的区域生化表型。较晚时间点的恢复观察及靶向qPCR估计值不能确立植入物取出效应或NOX介导机制。</w:t>
       </w:r>
     </w:p>
     <w:p>
@@ -380,7 +361,7 @@
     </w:p>
     <w:p>
       <w:r>
-        <w:t>处理后的生化数值、配对的靶标与内参Cq数值、统计结果及现有qPCR原始导出文件随文提供。补充材料列明检测限制及两处板图注释的说明。动物身份及跨检测关联记录无法恢复；所报告的生物学重复及配对关系依赖实验者确认。现有存档中未保留伦理批准原件及获批方案。本研究不声称已建立跨检测的逐动物对应关系。</w:t>
+        <w:t>处理后的生化数值、配对的靶标与内参Cq数值、统计结果及现有qPCR原始导出文件随文提供。详细检测限制及两处板图注释说明见补充材料。历史动物—样本对应记录及跨检测关联无法恢复；生物学重复及来自同一动物的靶标与内参配对关系由实验者确认。观察值索引仅表示来源位置，并非动物身份编号。</w:t>
       </w:r>
     </w:p>
     <w:p>
@@ -393,7 +374,7 @@
     </w:p>
     <w:p>
       <w:r>
-        <w:t>Codex（OpenAI；CLI 0.162.0-alpha.17.2）辅助完成正文起草、编辑和数据核对。作者负责审阅并核实其输出，对最终稿件承担全部责任。</w:t>
+        <w:t>Codex（OpenAI；CLI 0.162.0-alpha.17.2）协助进行了论文起草、编辑和数据核查。作者负责审阅和核实其输出，并对最终稿件承担全部责任。</w:t>
       </w:r>
     </w:p>
     <w:p>

--- a/research/Physiological_Research_Original_Article_完整重写稿_20261020/中文对照稿.docx
+++ b/research/Physiological_Research_Original_Article_完整重写稿_20261020/中文对照稿.docx
@@ -374,7 +374,7 @@
     </w:p>
     <w:p>
       <w:r>
-        <w:t>Codex（OpenAI；CLI 0.162.0-alpha.17.2）协助进行了论文起草、编辑和数据核查。作者负责审阅和核实其输出，并对最终稿件承担全部责任。</w:t>
+        <w:t>Codex（OpenAI；CLI 0.162.0-alpha.17.2）辅助完成正文润色、编辑和数据核对。作者负责审阅并核实其输出，对最终稿件承担全部责任。</w:t>
       </w:r>
     </w:p>
     <w:p>

--- a/research/Physiological_Research_Original_Article_完整重写稿_20261020/中文对照稿.docx
+++ b/research/Physiological_Research_Original_Article_完整重写稿_20261020/中文对照稿.docx
@@ -196,7 +196,7 @@
     </w:p>
     <w:p>
       <w:r>
-        <w:t>样本内ΔCq为靶标Cq减去配对β-actin Cq。相对量按2^(−ΔCq)计算，再除以该检测中6份假手术样本相对量的算术均值。扩增效率假设相近且接近100%；扩增效率及内参基因稳定性未验证，NTC/no-RT记录不可获得。熔解曲线形态不一致，且缺少产物身份验证证据，因此特异性尚未确认[10]；结果作为探索性归一化检测估计值保留。实验者确认的B10-Ch5及D12-Ch5两处板图注释说明详见补充表S4。原始导出文件、数值分组及配对关系均予以保留。</w:t>
+        <w:t>样本内ΔCq为靶标Cq减去配对β-actin Cq。相对量按2^(−ΔCq)计算，再除以该检测中6份假手术样本相对量的算术均值。扩增效率假设相近且接近100%；扩增效率及内参基因稳定性未验证，NTC/no-RT记录不可获得。熔解曲线形态不一致，且缺少产物身份验证证据，因此特异性尚未确认[10]；结果作为探索性归一化检测估计值保留。B10-Ch5（模型组Nox1，Cq＝29.82）和D12-Ch5（假手术组Nox4，Cq＝34.69）在原始Cq Results导出中均有数值，且均已纳入分析。经作者确认的板图注释更正见补充表S4。Cq数值、样本分组、内参配对及统计结果均保持不变，原始导出文件予以保留。</w:t>
       </w:r>
     </w:p>
     <w:p>
@@ -361,7 +361,7 @@
     </w:p>
     <w:p>
       <w:r>
-        <w:t>处理后的生化数值、配对的靶标与内参Cq数值、统计结果及现有qPCR原始导出文件随文提供。详细检测限制及两处板图注释说明见补充材料。历史动物—样本对应记录及跨检测关联无法恢复；生物学重复及来自同一动物的靶标与内参配对关系由实验者确认。观察值索引仅表示来源位置，并非动物身份编号。</w:t>
+        <w:t>处理后的生化数值、配对的靶标与内参Cq数值、统计结果及现有qPCR原始导出文件随文提供。详细检测限制及两处板图注释更正见补充材料；两孔均有Cq数值并已纳入分析。历史动物—样本对应记录及跨检测关联无法恢复；生物学重复及来自同一动物的靶标与内参配对关系由实验者确认。观察值索引仅表示来源位置，并非动物身份编号。</w:t>
       </w:r>
     </w:p>
     <w:p>
@@ -557,13 +557,9 @@
       </w:r>
     </w:p>
     <w:p>
-      <w:r>
-        <w:br w:type="page"/>
-      </w:r>
-    </w:p>
-    <w:p>
       <w:pPr>
         <w:pStyle w:val="Heading1"/>
+        <w:pageBreakBefore/>
       </w:pPr>
       <w:r>
         <w:t>图1</w:t>
@@ -617,13 +613,9 @@
       </w:r>
     </w:p>
     <w:p>
-      <w:r>
-        <w:br w:type="page"/>
-      </w:r>
-    </w:p>
-    <w:p>
       <w:pPr>
         <w:pStyle w:val="Heading1"/>
+        <w:pageBreakBefore/>
       </w:pPr>
       <w:r>
         <w:t>图2</w:t>

--- a/research/Physiological_Research_Original_Article_完整重写稿_20261020/中文对照稿.docx
+++ b/research/Physiological_Research_Original_Article_完整重写稿_20261020/中文对照稿.docx
@@ -73,7 +73,7 @@
     </w:p>
     <w:p>
       <w:r>
-        <w:t>寰枢关节紊乱与大鼠模型中的血压升高有关，但其延髓区域生化表型尚未得到充分描述。本研究检测超氧化物歧化酶（SOD）活性及硫代巴比妥酸（TBA）法获得的丙二醛（MDA）相关信号，并将Nox1/Nox4靶向RT-qPCR作为探索性检测。雄性Wistar大鼠接受假手术暴露或寰枢关节植入手术。假手术组和模型组于第4周取材；独立的恢复队列于第4周取出植入物，并于第8周取材。每项终点检测均纳入每组6只大鼠独立处理的样本。组织块包含头端延髓腹外侧区及邻近延髓。第4周，模型组SOD活性低于假手术组（0.564 ± 0.072对1.122 ± 0.072 U/mg蛋白），MDA相关信号高于假手术组（0.349 ± 0.034对0.095 ± 0.017 nmol/mg蛋白；两项校正后P均＜0.001）。归一化Nox1/Nox4靶向检测估计值也较高，但产物特异性尚未确认，不能据此判断转录本丰度。第8周，恢复队列SOD及MDA相关指标分别为1.035 ± 0.101和0.213 ± 0.049。同期比较支持存在描述性的区域生化差异。时间不匹配的较晚队列及探索性qPCR结果不能确立植入物取出效应或NOX介导机制。</w:t>
+        <w:t>寰枢关节紊乱与大鼠模型中的血压升高有关，但其延髓区域生化表型尚未得到充分描述。本研究检测超氧化物歧化酶（SOD）活性及硫代巴比妥酸（TBA）法获得的丙二醛（MDA）相关信号，并将Nox1/Nox4靶向RT-qPCR作为探索性检测。雄性Wistar大鼠接受假手术暴露或寰枢关节植入手术。假手术组和模型组于第4周取材；独立的恢复队列于第4周取出植入物，并于第8周取材。SOD、MDA和RT-qPCR检测均纳入每组6只大鼠独立处理的样本；WB每组使用3只大鼠。组织块包含头端延髓腹外侧区及邻近延髓。第4周，模型组SOD活性低于假手术组（0.564 ± 0.072对1.122 ± 0.072 U/mg蛋白），MDA相关信号高于假手术组（0.349 ± 0.034对0.095 ± 0.017 nmol/mg蛋白；两项校正后P均＜0.001）。归一化Nox1/Nox4靶向检测估计值也较高，但产物特异性尚未确认，不能据此判断转录本丰度。第8周，恢复队列SOD及MDA相关指标分别为1.035 ± 0.101和0.213 ± 0.049。同期比较支持存在描述性的区域生化差异。时间不匹配的较晚队列及探索性qPCR结果不能确立植入物取出效应或NOX介导机制。</w:t>
       </w:r>
     </w:p>
     <w:p>
@@ -132,7 +132,7 @@
     </w:p>
     <w:p>
       <w:r>
-        <w:t>初始采用随机数字法将60只大鼠分配至假手术组（n＝10）和造模组（n＝50）。造模大鼠术中死亡6只、术后死亡3只。41只存活大鼠中，7只植入物脱落，34只植入物在位。筛选后，从造模成功的大鼠中采用随机数字法分配模型、恢复及颈上神经节切除队列，各10只；其余4只留作备用。本报告仅涉及假手术、模型及恢复队列。每项生化及RT-qPCR终点检测均使用每组6只大鼠的样本，逐份独立处理，不进行跨动物混样。生物学重复及样本关联的依据见“数据可用性”。</w:t>
+        <w:t>初始采用随机数字法将60只大鼠分配至假手术组（n＝10）和造模组（n＝50）。造模大鼠术中死亡6只、术后死亡3只。41只存活大鼠中，7只植入物脱落，34只植入物在位。筛选后，从造模成功的大鼠中采用随机数字法分配模型、恢复及颈上神经节切除队列，各10只；其余4只留作备用。本报告仅涉及假手术、模型及恢复队列。SOD、MDA、辅助荧光及RT-qPCR检测每组均使用6只大鼠的样本，逐份独立处理，不进行跨动物混样；WB每组使用3只大鼠。生物学重复及样本关联的依据见“数据可用性”。</w:t>
       </w:r>
     </w:p>
     <w:p>
@@ -204,12 +204,26 @@
         <w:pStyle w:val="Heading2"/>
       </w:pPr>
       <w:r>
+        <w:t>代表性Western blot检测</w:t>
+      </w:r>
+    </w:p>
+    <w:p>
+      <w:pPr/>
+      <w:r>
+        <w:t>WB采用每组3只大鼠的组织裂解液。蛋白经10% SDS–PAGE分离并转移至PVDF膜，5%脱脂奶粉室温封闭2 h后，于4℃孵育NOX1（Bioss，bs-3682R，1:1000）、NOX4（Bioss，bs-1091R，1:1000）或β-actin（Zsbio，TA-09）一抗过夜，再孵育HRP标记二抗（1:20,000）。使用JS-1070P成像系统采集化学发光信号。本报告每组展示1条代表性泳道，不报告逐动物灰度定量。</w:t>
+      </w:r>
+    </w:p>
+    <w:p>
+      <w:pPr>
+        <w:pStyle w:val="Heading2"/>
+      </w:pPr>
+      <w:r>
         <w:t>统计分析</w:t>
       </w:r>
     </w:p>
     <w:p>
       <w:r>
-        <w:t>以大鼠为实验单位。结果以均值±样本标准差表示，每组每项终点检测均为6份样本。纳入全部已提供观察值，不剔除异常值，不插补缺失值。生化指标采用Welch单因素方差分析及Games–Howell检验，报告95%置信区间；各指标内部的3次比较进行校正，不进行跨指标校正。RT-qPCR推断在ΔCq尺度上采用双侧Welch t检验，对原始6个靶标、3组间对比形成的全部18次比较统一进行Holm校正；仅展示Nox1和Nox4。以P＜0.05为统计学显著性阈值。涉及恢复组的比较针对独立终末队列。由于不同检测的样本重叠情况无法恢复，未开展跨检测相关分析。</w:t>
+        <w:t>以大鼠为实验单位。定量结果以均值±样本标准差表示，SOD、MDA、辅助荧光及RT-qPCR检测每组均为6份样本。纳入全部已提供观察值，不剔除异常值，不插补缺失值。生化指标采用Welch单因素方差分析及Games–Howell检验，报告95%置信区间；各指标内部的3次比较进行校正，不进行跨指标校正。RT-qPCR推断在ΔCq尺度上采用双侧Welch t检验，对原始6个靶标、3组间对比形成的全部18次比较统一进行Holm校正；仅展示Nox1和Nox4。以P＜0.05为统计学显著性阈值。涉及恢复组的比较针对独立终末队列。由于不同检测的样本重叠情况无法恢复，未开展跨检测相关分析。</w:t>
       </w:r>
     </w:p>
     <w:p>
@@ -271,6 +285,20 @@
     </w:p>
     <w:p>
       <w:pPr>
+        <w:pStyle w:val="Heading2"/>
+      </w:pPr>
+      <w:r>
+        <w:t>代表性WB观察</w:t>
+      </w:r>
+    </w:p>
+    <w:p>
+      <w:pPr/>
+      <w:r>
+        <w:t>图3展示β-actin、NOX1和NOX4的代表性免疫反应条带，提供蛋白层面的定性观察。本稿不报告群体蛋白丰度的灰度定量或统计比较。</w:t>
+      </w:r>
+    </w:p>
+    <w:p>
+      <w:pPr>
         <w:pStyle w:val="Heading1"/>
       </w:pPr>
       <w:r>
@@ -295,6 +323,9 @@
     <w:p>
       <w:r>
         <w:t>靶向qPCR差异仍属探索性结果。NOX1和NOX4的激活要求及定位不同[8]，且NOX4曾在一种血管实验条件下显示保护作用[11]，因而其功能解释取决于具体背景。产物特异性尚未确认、扩增效率采用假定值、单一内参未经验证，以及缺少技术重复和留存的NTC/no-RT记录，使本研究不能确立Nox1/Nox4上调的结论。现有资料未提供NOX酶活性测定或亚型特异性干预，不能将这些检测与区域生化表型直接联系起来。数据支持继续研究这些候选分子，但不能确定ROS来源或NOX–交感神经–血压通路。</w:t>
+      </w:r>
+      <w:r>
+        <w:t xml:space="preserve"> 代表性WB条带还展示了NOX1/NOX4免疫反应信号（图3），为后续研究提供蛋白层面的定性背景。</w:t>
       </w:r>
     </w:p>
     <w:p>
@@ -362,6 +393,9 @@
     <w:p>
       <w:r>
         <w:t>处理后的生化数值、配对的靶标与内参Cq数值、统计结果及现有qPCR原始导出文件随文提供。详细检测限制及两处板图注释更正见补充材料；两孔均有Cq数值并已纳入分析。历史动物—样本对应记录及跨检测关联无法恢复；生物学重复及来自同一动物的靶标与内参配对关系由实验者确认。观察值索引仅表示来源位置，并非动物身份编号。</w:t>
+      </w:r>
+      <w:r>
+        <w:t>现有WB条带图像及配套实验报告见补充文件2。</w:t>
       </w:r>
     </w:p>
     <w:p>
@@ -666,6 +700,62 @@
       </w:pPr>
       <w:r>
         <w:t>图2. Nox1靶向（A）及Nox4靶向（B）RT-qPCR的探索性归一化检测估计值。散点表示样本；水平线及误差线表示均值±样本标准差（每组n＝6）。相对量按假手术样本相对量的算术均值归一化，未将每个假手术样本数值都设为1。统计在ΔCq尺度上采用双侧Welch t检验，对原始18次比较组成的检验族进行Holm校正：*P＜0.05，**P＜0.01，***P＜0.001；ns，P≥0.05。靶标特异性及扩增效率尚未确立。假手术/模型组于第4周取材，恢复组于第8周取材。</w:t>
+      </w:r>
+    </w:p>
+    <w:p>
+      <w:pPr>
+        <w:pStyle w:val="Heading1"/>
+        <w:pageBreakBefore/>
+      </w:pPr>
+      <w:r>
+        <w:t>图3</w:t>
+      </w:r>
+    </w:p>
+    <w:p>
+      <w:pPr>
+        <w:jc w:val="center"/>
+      </w:pPr>
+      <w:r>
+        <w:drawing>
+          <wp:inline xmlns:a="http://schemas.openxmlformats.org/drawingml/2006/main" xmlns:pic="http://schemas.openxmlformats.org/drawingml/2006/picture">
+            <wp:extent cx="5544000" cy="2772000"/>
+            <wp:docPr id="3" name="Picture 3"/>
+            <wp:cNvGraphicFramePr>
+              <a:graphicFrameLocks noChangeAspect="1"/>
+            </wp:cNvGraphicFramePr>
+            <a:graphic>
+              <a:graphicData uri="http://schemas.openxmlformats.org/drawingml/2006/picture">
+                <pic:pic>
+                  <pic:nvPicPr>
+                    <pic:cNvPr id="0" name="Yuan_fig3.png"/>
+                    <pic:cNvPicPr/>
+                  </pic:nvPicPr>
+                  <pic:blipFill>
+                    <a:blip r:embed="rId13"/>
+                    <a:stretch>
+                      <a:fillRect/>
+                    </a:stretch>
+                  </pic:blipFill>
+                  <pic:spPr>
+                    <a:xfrm>
+                      <a:off x="0" y="0"/>
+                      <a:ext cx="5544000" cy="2772000"/>
+                    </a:xfrm>
+                    <a:prstGeom prst="rect"/>
+                  </pic:spPr>
+                </pic:pic>
+              </a:graphicData>
+            </a:graphic>
+          </wp:inline>
+        </w:drawing>
+      </w:r>
+    </w:p>
+    <w:p>
+      <w:pPr>
+        <w:pStyle w:val="Caption"/>
+      </w:pPr>
+      <w:r>
+        <w:t>图3. 延髓区域组织β-actin、NOX1和NOX4的代表性WB条带。泳道从左至右依次为假手术组、模型组和恢复组。实验每组使用3只大鼠，图中每组展示1条代表性泳道。分子量标签沿用提供的原图：β-actin为42 kDa、NOX1为62 kDa、NOX4为64 kDa。假手术组和模型组于第4周取材，恢复组于第8周取材。所示泳道不能确立群体蛋白水平差异。</w:t>
       </w:r>
     </w:p>
     <w:sectPr>

--- a/research/Physiological_Research_Original_Article_完整重写稿_20261020/中文对照稿.docx
+++ b/research/Physiological_Research_Original_Article_完整重写稿_20261020/中文对照稿.docx
@@ -73,7 +73,7 @@
     </w:p>
     <w:p>
       <w:r>
-        <w:t>寰枢关节紊乱与大鼠模型中的血压升高有关，但其延髓区域生化表型尚未得到充分描述。本研究检测超氧化物歧化酶（SOD）活性及硫代巴比妥酸（TBA）法获得的丙二醛（MDA）相关信号，并将Nox1/Nox4靶向RT-qPCR作为探索性检测。雄性Wistar大鼠接受假手术暴露或寰枢关节植入手术。假手术组和模型组于第4周取材；独立的恢复队列于第4周取出植入物，并于第8周取材。SOD、MDA和RT-qPCR检测均纳入每组6只大鼠独立处理的样本；WB每组使用3只大鼠。组织块包含头端延髓腹外侧区及邻近延髓。第4周，模型组SOD活性低于假手术组（0.564 ± 0.072对1.122 ± 0.072 U/mg蛋白），MDA相关信号高于假手术组（0.349 ± 0.034对0.095 ± 0.017 nmol/mg蛋白；两项校正后P均＜0.001）。归一化Nox1/Nox4靶向检测估计值也较高，但产物特异性尚未确认，不能据此判断转录本丰度。第8周，恢复队列SOD及MDA相关指标分别为1.035 ± 0.101和0.213 ± 0.049。同期比较支持存在描述性的区域生化差异。时间不匹配的较晚队列及探索性qPCR结果不能确立植入物取出效应或NOX介导机制。</w:t>
+        <w:t>寰枢关节紊乱与大鼠模型中的血压升高有关，但其延髓区域生化表型尚未得到充分描述。本研究检测超氧化物歧化酶（SOD）活性及硫代巴比妥酸（TBA）法获得的丙二醛（MDA）相关信号，并将Nox1/Nox4靶向RT-qPCR作为探索性检测。雄性Wistar大鼠接受假手术暴露或寰枢关节植入手术。假手术组和模型组于第4周取材；独立的恢复队列于第4周取出植入物，并于第8周取材。SOD、MDA和RT-qPCR检测均纳入每组6只大鼠独立处理的样本；WB每组使用3只大鼠。组织块包含头端延髓腹外侧区及邻近延髓。第4周，模型组SOD活性低于假手术组（0.564 ± 0.072对1.122 ± 0.072 U/mg蛋白），MDA相关信号高于假手术组（0.349 ± 0.034对0.095 ± 0.017 nmol/mg蛋白；两项校正后P均＜0.001）。归一化Nox1/Nox4靶向检测估计值也较高，但产物特异性尚未确认，不能据此判断转录本丰度。WB显示模型组NOX1/NOX4蛋白信号高于假手术组。第8周，恢复队列SOD及MDA相关指标分别为1.035 ± 0.101和0.213 ± 0.049。同期比较支持存在描述性的区域生化差异。时间不匹配的较晚队列及探索性qPCR结果不能确立植入物取出效应或NOX介导机制。</w:t>
       </w:r>
     </w:p>
     <w:p>
@@ -204,13 +204,13 @@
         <w:pStyle w:val="Heading2"/>
       </w:pPr>
       <w:r>
-        <w:t>代表性Western blot检测</w:t>
+        <w:t>Western blot检测及灰度分析</w:t>
       </w:r>
     </w:p>
     <w:p>
       <w:pPr/>
       <w:r>
-        <w:t>WB采用每组3只大鼠的组织裂解液。蛋白经10% SDS–PAGE分离并转移至PVDF膜，5%脱脂奶粉室温封闭2 h后，于4℃孵育NOX1（Bioss，bs-3682R，1:1000）、NOX4（Bioss，bs-1091R，1:1000）或β-actin（Zsbio，TA-09）一抗过夜，再孵育HRP标记二抗（1:20,000）。使用JS-1070P成像系统采集化学发光信号。本报告每组展示1条代表性泳道，不报告逐动物灰度定量。</w:t>
+        <w:t>WB采用每组3只大鼠的组织裂解液。蛋白经10% SDS–PAGE分离并转移至PVDF膜，5%脱脂奶粉室温封闭2 h后，于4℃孵育NOX1（Bioss，bs-3682R，1:1000）、NOX4（Bioss，bs-1091R，1:1000）或β-actin（Zsbio，TA-09）一抗过夜，再孵育HRP标记二抗（1:20,000）。使用JS-1070P成像系统采集化学发光信号。使用ImageJ分析条带灰度，以β-actin作为上样参照。图3每组展示1条代表性泳道，并保留原始NOX4和NOX1汇总柱图。</w:t>
       </w:r>
     </w:p>
     <w:p>
@@ -223,7 +223,7 @@
     </w:p>
     <w:p>
       <w:r>
-        <w:t>以大鼠为实验单位。定量结果以均值±样本标准差表示，SOD、MDA、辅助荧光及RT-qPCR检测每组均为6份样本。纳入全部已提供观察值，不剔除异常值，不插补缺失值。生化指标采用Welch单因素方差分析及Games–Howell检验，报告95%置信区间；各指标内部的3次比较进行校正，不进行跨指标校正。RT-qPCR推断在ΔCq尺度上采用双侧Welch t检验，对原始6个靶标、3组间对比形成的全部18次比较统一进行Holm校正；仅展示Nox1和Nox4。以P＜0.05为统计学显著性阈值。涉及恢复组的比较针对独立终末队列。由于不同检测的样本重叠情况无法恢复，未开展跨检测相关分析。</w:t>
+        <w:t>以大鼠为实验单位。定量结果以均值±样本标准差表示，SOD、MDA、辅助荧光及RT-qPCR检测每组均为6份样本。WB原始结果以均值±标准差表示（每组3只大鼠），采用原先报告的单因素方差分析及事后比较；存档描述未注明具体事后检验名称。原始WB汇总图及显著性标记予以保留，未采用本次SOD、MDA或RT-qPCR方法重新分析。生化及RT-qPCR分析纳入全部已提供数值，不剔除异常值，不插补缺失值。生化指标采用Welch单因素方差分析及Games–Howell检验，报告95%置信区间；各指标内部的3次比较进行校正，不进行跨指标校正。RT-qPCR推断在ΔCq尺度上采用双侧Welch t检验，对原始6个靶标、3组间对比形成的全部18次比较统一进行Holm校正；仅展示Nox1和Nox4。以P＜0.05为统计学显著性阈值。涉及恢复组的比较针对独立终末队列。由于不同检测的样本重叠情况无法恢复，未开展跨检测相关分析。</w:t>
       </w:r>
     </w:p>
     <w:p>
@@ -288,13 +288,13 @@
         <w:pStyle w:val="Heading2"/>
       </w:pPr>
       <w:r>
-        <w:t>代表性WB观察</w:t>
+        <w:t>NOX1和NOX4蛋白信号</w:t>
       </w:r>
     </w:p>
     <w:p>
       <w:pPr/>
       <w:r>
-        <w:t>图3展示β-actin、NOX1和NOX4的代表性免疫反应条带，提供蛋白层面的定性观察。本稿不报告群体蛋白丰度的灰度定量或统计比较。</w:t>
+        <w:t>图3A展示β-actin、NOX1和NOX4的代表性免疫反应条带。原始灰度汇总结果显示，模型组NOX4和NOX1蛋白信号均高于假手术组（两者P均＜0.001；图3B、C）。恢复队列的信号低于模型组（NOX4，P＜0.01；NOX1，P＜0.05）。这些比较沿用原始分析（每组3只大鼠）；假手术组和模型组于第4周取材，恢复组于第8周取材。</w:t>
       </w:r>
     </w:p>
     <w:p>
@@ -325,7 +325,7 @@
         <w:t>靶向qPCR差异仍属探索性结果。NOX1和NOX4的激活要求及定位不同[8]，且NOX4曾在一种血管实验条件下显示保护作用[11]，因而其功能解释取决于具体背景。产物特异性尚未确认、扩增效率采用假定值、单一内参未经验证，以及缺少技术重复和留存的NTC/no-RT记录，使本研究不能确立Nox1/Nox4上调的结论。现有资料未提供NOX酶活性测定或亚型特异性干预，不能将这些检测与区域生化表型直接联系起来。数据支持继续研究这些候选分子，但不能确定ROS来源或NOX–交感神经–血压通路。</w:t>
       </w:r>
       <w:r>
-        <w:t xml:space="preserve"> 代表性WB条带还展示了NOX1/NOX4免疫反应信号（图3），为后续研究提供蛋白层面的定性背景。</w:t>
+        <w:t xml:space="preserve"> 原始WB分析支持NOX1/NOX4蛋白信号存在差异（图3）。蛋白丰度较高不能据此确立酶活性增加或其对区域生化表型的因果作用。</w:t>
       </w:r>
     </w:p>
     <w:p>
@@ -395,7 +395,7 @@
         <w:t>处理后的生化数值、配对的靶标与内参Cq数值、统计结果及现有qPCR原始导出文件随文提供。详细检测限制及两处板图注释更正见补充材料；两孔均有Cq数值并已纳入分析。历史动物—样本对应记录及跨检测关联无法恢复；生物学重复及来自同一动物的靶标与内参配对关系由实验者确认。观察值索引仅表示来源位置，并非动物身份编号。</w:t>
       </w:r>
       <w:r>
-        <w:t>现有WB条带图像及配套实验报告见补充文件2。</w:t>
+        <w:t>WB源图及配套实验报告见补充文件2。实验者确认保留了源灰度定量数据。图3B、C再现原始汇总分析，本报告未对其独立重新计算。</w:t>
       </w:r>
     </w:p>
     <w:p>
@@ -606,7 +606,7 @@
       <w:r>
         <w:drawing>
           <wp:inline xmlns:a="http://schemas.openxmlformats.org/drawingml/2006/main" xmlns:pic="http://schemas.openxmlformats.org/drawingml/2006/picture">
-            <wp:extent cx="5544000" cy="2832261"/>
+            <wp:extent cx="5544000" cy="2921032"/>
             <wp:docPr id="1" name="Picture 1"/>
             <wp:cNvGraphicFramePr>
               <a:graphicFrameLocks noChangeAspect="1"/>
@@ -627,7 +627,7 @@
                   <pic:spPr>
                     <a:xfrm>
                       <a:off x="0" y="0"/>
-                      <a:ext cx="5544000" cy="2832261"/>
+                      <a:ext cx="5544000" cy="2921032"/>
                     </a:xfrm>
                     <a:prstGeom prst="rect"/>
                   </pic:spPr>
@@ -643,7 +643,7 @@
         <w:pStyle w:val="Caption"/>
       </w:pPr>
       <w:r>
-        <w:t>图1. 延髓区域SOD活性（A）及TBA法MDA相关信号（B）。散点表示每组6份独立处理的样本；水平线及误差线表示均值±样本标准差。假手术及模型队列于第4周取材；独立恢复队列于第4周取出植入物，第8周取材。括号表示Welch方差分析后的Games–Howell比较，对各指标内3次比较进行校正：**P＜0.01，***P＜0.001；ns，P≥0.05。涉及恢复组的比较不能分离植入物取出的特异性效应。组织包含RVLM及邻近延髓。</w:t>
+        <w:t>图1. 延髓区域SOD活性（A）及TBA法MDA相关信号（B）。柱及误差线表示每组6份独立处理样本的均值±样本标准差。假手术及模型队列于第4周取材；独立恢复队列于第4周取出植入物，第8周取材。括号表示Welch方差分析后的Games–Howell比较，对各指标内3次比较进行校正：**P＜0.01，***P＜0.001；ns，P≥0.05。涉及恢复组的比较不能分离植入物取出的特异性效应。组织包含RVLM及邻近延髓。</w:t>
       </w:r>
     </w:p>
     <w:p>
@@ -662,7 +662,7 @@
       <w:r>
         <w:drawing>
           <wp:inline xmlns:a="http://schemas.openxmlformats.org/drawingml/2006/main" xmlns:pic="http://schemas.openxmlformats.org/drawingml/2006/picture">
-            <wp:extent cx="5544000" cy="2832261"/>
+            <wp:extent cx="5544000" cy="2921032"/>
             <wp:docPr id="2" name="Picture 2"/>
             <wp:cNvGraphicFramePr>
               <a:graphicFrameLocks noChangeAspect="1"/>
@@ -683,7 +683,7 @@
                   <pic:spPr>
                     <a:xfrm>
                       <a:off x="0" y="0"/>
-                      <a:ext cx="5544000" cy="2832261"/>
+                      <a:ext cx="5544000" cy="2921032"/>
                     </a:xfrm>
                     <a:prstGeom prst="rect"/>
                   </pic:spPr>
@@ -699,7 +699,7 @@
         <w:pStyle w:val="Caption"/>
       </w:pPr>
       <w:r>
-        <w:t>图2. Nox1靶向（A）及Nox4靶向（B）RT-qPCR的探索性归一化检测估计值。散点表示样本；水平线及误差线表示均值±样本标准差（每组n＝6）。相对量按假手术样本相对量的算术均值归一化，未将每个假手术样本数值都设为1。统计在ΔCq尺度上采用双侧Welch t检验，对原始18次比较组成的检验族进行Holm校正：*P＜0.05，**P＜0.01，***P＜0.001；ns，P≥0.05。靶标特异性及扩增效率尚未确立。假手术/模型组于第4周取材，恢复组于第8周取材。</w:t>
+        <w:t>图2. Nox1靶向（A）及Nox4靶向（B）RT-qPCR的探索性归一化检测估计值。柱及误差线表示均值±样本标准差（每组n＝6）。相对量按假手术样本相对量的算术均值归一化，未将每个假手术样本数值都设为1。统计在ΔCq尺度上采用双侧Welch t检验，对原始18次比较组成的检验族进行Holm校正：*P＜0.05，**P＜0.01，***P＜0.001；ns，P≥0.05。靶标特异性及扩增效率尚未确立。假手术/模型组于第4周取材，恢复组于第8周取材。</w:t>
       </w:r>
     </w:p>
     <w:p>
@@ -718,7 +718,7 @@
       <w:r>
         <w:drawing>
           <wp:inline xmlns:a="http://schemas.openxmlformats.org/drawingml/2006/main" xmlns:pic="http://schemas.openxmlformats.org/drawingml/2006/picture">
-            <wp:extent cx="5544000" cy="2772000"/>
+            <wp:extent cx="5544000" cy="3630131"/>
             <wp:docPr id="3" name="Picture 3"/>
             <wp:cNvGraphicFramePr>
               <a:graphicFrameLocks noChangeAspect="1"/>
@@ -739,7 +739,7 @@
                   <pic:spPr>
                     <a:xfrm>
                       <a:off x="0" y="0"/>
-                      <a:ext cx="5544000" cy="2772000"/>
+                      <a:ext cx="5544000" cy="3630131"/>
                     </a:xfrm>
                     <a:prstGeom prst="rect"/>
                   </pic:spPr>
@@ -755,7 +755,7 @@
         <w:pStyle w:val="Caption"/>
       </w:pPr>
       <w:r>
-        <w:t>图3. 延髓区域组织β-actin、NOX1和NOX4的代表性WB条带。泳道从左至右依次为假手术组、模型组和恢复组。实验每组使用3只大鼠，图中每组展示1条代表性泳道。分子量标签沿用提供的原图：β-actin为42 kDa、NOX1为62 kDa、NOX4为64 kDa。假手术组和模型组于第4周取材，恢复组于第8周取材。所示泳道不能确立群体蛋白水平差异。</w:t>
+        <w:t>图3. 延髓区域NOX1和NOX4的WB分析。（A）β-actin、NOX1和NOX4的代表性条带，每组展示1条泳道，从左至右依次为假手术组、模型组和恢复组；β-actin作为上样参照。分子量标签沿用提供的原图：β-actin为42 kDa、NOX1为62 kDa、NOX4为64 kDa。（B）NOX4及（C）NOX1汇总图再现原始分析。柱及误差线表示均值±标准差（每组3只大鼠）。括号沿用原始两两比较：两种蛋白的模型组与假手术组比较均为***P＜0.001；NOX4恢复组与模型组比较为**P＜0.01；NOX1恢复组与模型组比较为*P＜0.05。原始分析报告单因素方差分析及事后比较，未注明具体事后检验名称。假手术组和模型组于第4周取材，恢复组于第8周取材；这些比较不能分离植入物取出的特异性效应。</w:t>
       </w:r>
     </w:p>
     <w:sectPr>

--- a/research/Physiological_Research_Original_Article_完整重写稿_20261020/中文对照稿.docx
+++ b/research/Physiological_Research_Original_Article_完整重写稿_20261020/中文对照稿.docx
@@ -718,7 +718,7 @@
       <w:r>
         <w:drawing>
           <wp:inline xmlns:a="http://schemas.openxmlformats.org/drawingml/2006/main" xmlns:pic="http://schemas.openxmlformats.org/drawingml/2006/picture">
-            <wp:extent cx="5544000" cy="3630131"/>
+            <wp:extent cx="5544000" cy="5067097"/>
             <wp:docPr id="3" name="Picture 3"/>
             <wp:cNvGraphicFramePr>
               <a:graphicFrameLocks noChangeAspect="1"/>
@@ -739,7 +739,7 @@
                   <pic:spPr>
                     <a:xfrm>
                       <a:off x="0" y="0"/>
-                      <a:ext cx="5544000" cy="3630131"/>
+                      <a:ext cx="5544000" cy="5067097"/>
                     </a:xfrm>
                     <a:prstGeom prst="rect"/>
                   </pic:spPr>

--- a/research/Physiological_Research_Original_Article_完整重写稿_20261020/中文对照稿.docx
+++ b/research/Physiological_Research_Original_Article_完整重写稿_20261020/中文对照稿.docx
@@ -73,7 +73,7 @@
     </w:p>
     <w:p>
       <w:r>
-        <w:t>寰枢关节紊乱与大鼠模型中的血压升高有关，但其延髓区域生化表型尚未得到充分描述。本研究检测超氧化物歧化酶（SOD）活性及硫代巴比妥酸（TBA）法获得的丙二醛（MDA）相关信号，并将Nox1/Nox4靶向RT-qPCR作为探索性检测。雄性Wistar大鼠接受假手术暴露或寰枢关节植入手术。假手术组和模型组于第4周取材；独立的恢复队列于第4周取出植入物，并于第8周取材。SOD、MDA和RT-qPCR检测均纳入每组6只大鼠独立处理的样本；WB每组使用3只大鼠。组织块包含头端延髓腹外侧区及邻近延髓。第4周，模型组SOD活性低于假手术组（0.564 ± 0.072对1.122 ± 0.072 U/mg蛋白），MDA相关信号高于假手术组（0.349 ± 0.034对0.095 ± 0.017 nmol/mg蛋白；两项校正后P均＜0.001）。归一化Nox1/Nox4靶向检测估计值也较高，但产物特异性尚未确认，不能据此判断转录本丰度。WB显示模型组NOX1/NOX4蛋白信号高于假手术组。第8周，恢复队列SOD及MDA相关指标分别为1.035 ± 0.101和0.213 ± 0.049。同期比较支持存在描述性的区域生化差异。时间不匹配的较晚队列及探索性qPCR结果不能确立植入物取出效应或NOX介导机制。</w:t>
+        <w:t>寰枢关节紊乱与大鼠模型中的血压升高有关，但其延髓区域生化表型尚未得到充分描述。本研究检测超氧化物歧化酶（SOD）活性及硫代巴比妥酸（TBA）法获得的丙二醛（MDA）相关信号，并将Nox1/Nox4靶向RT-qPCR用于检测相关扩增信号。雄性Wistar大鼠接受假手术暴露或寰枢关节植入手术。假手术组和模型组于第4周取材；独立的恢复队列于第4周取出植入物，并于第8周取材。SOD、MDA和RT-qPCR检测均纳入每组6只大鼠独立处理的样本；WB每组使用3只大鼠。组织块包含头端延髓腹外侧区及邻近延髓。第4周，模型组SOD活性低于假手术组（0.564 ± 0.072对1.122 ± 0.072 U/mg蛋白），MDA相关信号高于假手术组（0.349 ± 0.034对0.095 ± 0.017 nmol/mg蛋白；两项校正后P均＜0.001）。归一化Nox1/Nox4靶向检测估计值也较高，但产物特异性尚未确认，不能据此判断转录本丰度。WB显示模型组NOX1/NOX4蛋白信号高于假手术组。第8周，恢复队列SOD及MDA相关指标分别为1.035 ± 0.101和0.213 ± 0.049。同期比较支持存在描述性的区域生化差异。不同取材时间的恢复组结果及靶向qPCR检测值不能确立植入物取出效应或NOX介导机制。</w:t>
       </w:r>
     </w:p>
     <w:p>
@@ -106,7 +106,7 @@
     </w:p>
     <w:p>
       <w:r>
-        <w:t>本研究在包含RVLM及邻近延髓的组织中检测SOD活性及MDA相关信号，并将Nox1/Nox4靶向RT-qPCR作为探索性分子检测。本报告重点关注第4周模型组与同期假手术组的比较，另行描述取出植入物后于第8周取材的独立队列。该设计用于描述区域表型，并为后续机制研究提供观察依据。</w:t>
+        <w:t>本研究在包含RVLM及邻近延髓的组织中检测SOD活性及MDA相关信号，并将Nox1/Nox4靶向RT-qPCR用于比较各组的归一化检测量。本报告重点关注第4周模型组与同期假手术组的比较，另行描述取出植入物后于第8周取材的独立队列。该设计用于描述区域表型，并为后续机制研究提供观察依据。</w:t>
       </w:r>
     </w:p>
     <w:p>
@@ -127,7 +127,7 @@
     </w:p>
     <w:p>
       <w:r>
-        <w:t>基础实验经安徽中医药大学动物伦理委员会批准（AHUCM-rats-2022032）；伦理批准原件及获批方案现已无法获得。雄性Wistar大鼠约12周龄、体重约250 g，购自安徽医科大学实验动物中心。大鼠单笼饲养，环境温度22 ± 1℃，相对湿度60%，光照周期为12 h光照/12 h黑暗，可自由摄食饮水。适应性饲养1周。环境丰富化措施未见记录。选用雄性大鼠与既往模型研究保持一致。</w:t>
+        <w:t>基础实验经安徽中医药大学动物伦理委员会批准（AHUCM-rats-2022032）。雄性Wistar大鼠约12周龄、体重约250 g，购自安徽医科大学实验动物中心。大鼠单笼饲养，环境温度22 ± 1℃，相对湿度60%，光照周期为12 h光照/12 h黑暗，可自由摄食饮水。适应性饲养1周。环境丰富化措施未见记录。选用雄性大鼠与既往模型研究保持一致。</w:t>
       </w:r>
     </w:p>
     <w:p>
@@ -137,7 +137,7 @@
     </w:p>
     <w:p>
       <w:r>
-        <w:t>本研究采用探索性设计，未按特定结局进行事前样本量计算，也未预先指定单一主要终点。盲法执行情况无记录。假手术组和模型组于第4周终末取材。恢复组从造模成功的动物中独立分配，第4周取出植入物，第8周取材。未设置第8周时间匹配的持续模型队列或二次手术假手术队列。</w:t>
+        <w:t>本研究未按特定结局进行事前样本量计算，也未预先指定单一主要终点。盲法执行情况无记录。假手术组和模型组于第4周终末取材。恢复组从造模成功的动物中独立分配，第4周取出植入物，第8周取材。未设置第8周时间匹配的持续模型队列或二次手术假手术队列。</w:t>
       </w:r>
     </w:p>
     <w:p>
@@ -186,7 +186,7 @@
         <w:pStyle w:val="Heading2"/>
       </w:pPr>
       <w:r>
-        <w:t>探索性靶向RT-qPCR</w:t>
+        <w:t>RT-qPCR检测</w:t>
       </w:r>
     </w:p>
     <w:p>
@@ -196,7 +196,7 @@
     </w:p>
     <w:p>
       <w:r>
-        <w:t>样本内ΔCq为靶标Cq减去配对β-actin Cq。相对量按2^(−ΔCq)计算，再除以该检测中6份假手术样本相对量的算术均值。扩增效率假设相近且接近100%；扩增效率及内参基因稳定性未验证，NTC/no-RT记录不可获得。熔解曲线形态不一致，且缺少产物身份验证证据，因此特异性尚未确认[10]；结果作为探索性归一化检测估计值保留。B10-Ch5（模型组Nox1，Cq＝29.82）和D12-Ch5（假手术组Nox4，Cq＝34.69）在原始Cq Results导出中均有数值，且均已纳入分析。经作者确认的板图注释更正见补充表S4。Cq数值、样本分组、内参配对及统计结果均保持不变，原始导出文件予以保留。</w:t>
+        <w:t>样本内ΔCq为靶标Cq减去配对β-actin Cq。相对量按2^(−ΔCq)计算，再除以该检测中6份假手术样本相对量的算术均值。扩增效率假设相近且接近100%；扩增效率及内参基因稳定性未验证，NTC/no-RT记录不可获得。熔解曲线形态不一致，且缺少产物身份验证证据，因此特异性尚未确认[10]；结果以归一化检测量报告，不直接视为转录本丰度。B10-Ch5（模型组Nox1，Cq＝29.82）和D12-Ch5（假手术组Nox4，Cq＝34.69）在原始Cq Results导出中均有数值，且均已纳入分析。经作者确认的板图注释更正见补充表S4。Cq数值、样本分组、内参配对及统计结果均保持不变，原始导出文件予以保留。</w:t>
       </w:r>
     </w:p>
     <w:p>
@@ -257,7 +257,7 @@
         <w:pStyle w:val="Heading2"/>
       </w:pPr>
       <w:r>
-        <w:t>探索性分子检测观察</w:t>
+        <w:t>Nox1和Nox4靶向RT-qPCR检测结果</w:t>
       </w:r>
     </w:p>
     <w:p>
@@ -322,7 +322,7 @@
     </w:p>
     <w:p>
       <w:r>
-        <w:t>靶向qPCR差异仍属探索性结果。NOX1和NOX4的激活要求及定位不同[8]，且NOX4曾在一种血管实验条件下显示保护作用[11]，因而其功能解释取决于具体背景。产物特异性尚未确认、扩增效率采用假定值、单一内参未经验证，以及缺少技术重复和留存的NTC/no-RT记录，使本研究不能确立Nox1/Nox4上调的结论。现有资料未提供NOX酶活性测定或亚型特异性干预，不能将这些检测与区域生化表型直接联系起来。数据支持继续研究这些候选分子，但不能确定ROS来源或NOX–交感神经–血压通路。</w:t>
+        <w:t>靶向qPCR检测值存在组间差异，但不能据此直接判断转录本丰度。NOX1和NOX4的激活要求及定位不同[8]，且NOX4曾在一种血管实验条件下显示保护作用[11]，因而其功能解释取决于具体背景。产物特异性尚未确认、扩增效率采用假定值、单一内参未经验证，以及缺少技术重复和留存的NTC/no-RT记录，使本研究不能确立Nox1/Nox4上调的结论。现有资料未提供NOX酶活性测定或亚型特异性干预，不能将这些检测与区域生化表型直接联系起来。数据支持继续研究这些候选分子，但不能确定ROS来源或NOX–交感神经–血压通路。</w:t>
       </w:r>
       <w:r>
         <w:t xml:space="preserve"> 原始WB分析支持NOX1/NOX4蛋白信号存在差异（图3）。蛋白丰度较高不能据此确立酶活性增加或其对区域生化表型的因果作用。</w:t>
@@ -340,7 +340,7 @@
     </w:p>
     <w:p>
       <w:r>
-        <w:t>综上，第4周寰枢关节紊乱大鼠的延髓区域SOD活性低于同期假手术大鼠，MDA相关TBA信号较高。这些发现描述了一种探索性的区域生化表型。较晚时间点的恢复观察及靶向qPCR估计值不能确立植入物取出效应或NOX介导机制。</w:t>
+        <w:t>综上，第4周寰枢关节紊乱大鼠的延髓区域SOD活性低于同期假手术大鼠，MDA相关TBA信号较高。这些结果表明该模型伴随延髓区域生化指标差异。较晚时间点的恢复观察及靶向qPCR估计值不能确立植入物取出效应或NOX介导机制。</w:t>
       </w:r>
     </w:p>
     <w:p>
@@ -699,7 +699,7 @@
         <w:pStyle w:val="Caption"/>
       </w:pPr>
       <w:r>
-        <w:t>图2. Nox1靶向（A）及Nox4靶向（B）RT-qPCR的探索性归一化检测估计值。柱及误差线表示均值±样本标准差（每组n＝6）。相对量按假手术样本相对量的算术均值归一化，未将每个假手术样本数值都设为1。统计在ΔCq尺度上采用双侧Welch t检验，对原始18次比较组成的检验族进行Holm校正：*P＜0.05，**P＜0.01，***P＜0.001；ns，P≥0.05。靶标特异性及扩增效率尚未确立。假手术/模型组于第4周取材，恢复组于第8周取材。</w:t>
+        <w:t>图2. Nox1靶向（A）及Nox4靶向（B）RT-qPCR的归一化检测量。柱及误差线表示均值±样本标准差（每组n＝6）。相对量按假手术样本相对量的算术均值归一化，未将每个假手术样本数值都设为1。统计在ΔCq尺度上采用双侧Welch t检验，对原始18次比较组成的检验族进行Holm校正：*P＜0.05，**P＜0.01，***P＜0.001；ns，P≥0.05。靶标特异性及扩增效率尚未确立。假手术/模型组于第4周取材，恢复组于第8周取材。</w:t>
       </w:r>
     </w:p>
     <w:p>

--- a/research/Physiological_Research_Original_Article_完整重写稿_20261020/中文对照稿.docx
+++ b/research/Physiological_Research_Original_Article_完整重写稿_20261020/中文对照稿.docx
@@ -155,7 +155,7 @@
     </w:p>
     <w:p>
       <w:r>
-        <w:t>造模、植入物取出及终末取样均采用2%异氟烷吸入麻醉，气体流量为1 L/min。通过呼吸及反射反应监测麻醉深度。术后肌内注射青霉素钠400,000–800,000单位/kg，每日1次，连续3天。未使用术后镇痛药物；未留存省略镇痛的特定书面理由或授权。术后前3天每日检查摄食、活动及伤口情况，此后每周检查2–3次。麻醉相关并发症、手术损伤及感染被报告为死亡的可能相关因素，但无逐动物死因判定记录。</w:t>
+        <w:t>造模、植入物取出及终末取样均采用2%异氟烷吸入麻醉，气体流量为1 L/min。通过呼吸及反射反应监测麻醉深度。术后肌内注射青霉素钠400,000–800,000单位/kg，每日1次，连续3天。未使用术后镇痛药物；未留存省略镇痛的特定书面理由或授权。术后前3天每日检查摄食、活动及伤口情况，此后每周检查2–3次。麻醉相关并发症、手术损伤及感染被报告为死亡的可能相关因素。</w:t>
       </w:r>
     </w:p>
     <w:p>
@@ -196,7 +196,7 @@
     </w:p>
     <w:p>
       <w:r>
-        <w:t>样本内ΔCq为靶标Cq减去配对β-actin Cq。相对量按2^(−ΔCq)计算，再除以该检测中6份假手术样本相对量的算术均值。扩增效率假设相近且接近100%；扩增效率及内参基因稳定性未验证，NTC/no-RT记录不可获得。熔解曲线形态不一致，且缺少产物身份验证证据，因此特异性尚未确认[10]；结果以归一化检测量报告，不直接视为转录本丰度。B10-Ch5（模型组Nox1，Cq＝29.82）和D12-Ch5（假手术组Nox4，Cq＝34.69）在原始Cq Results导出中均有数值，且均已纳入分析。经作者确认的板图注释更正见补充表S4。Cq数值、样本分组、内参配对及统计结果均保持不变，原始导出文件予以保留。</w:t>
+        <w:t>样本内ΔCq为靶标Cq减去配对β-actin Cq。相对量按2^(−ΔCq)计算，再除以该检测中6份假手术样本相对量的算术均值。扩增效率假设相近且接近100%；扩增效率及内参基因稳定性未验证，NTC/no-RT记录不可获得。熔解曲线形态不一致，且缺少产物身份验证证据，因此特异性尚未确认[10]；结果以归一化检测量报告，不直接视为转录本丰度。</w:t>
       </w:r>
     </w:p>
     <w:p>
@@ -223,7 +223,7 @@
     </w:p>
     <w:p>
       <w:r>
-        <w:t>以大鼠为实验单位。定量结果以均值±样本标准差表示，SOD、MDA、辅助荧光及RT-qPCR检测每组均为6份样本。WB原始结果以均值±标准差表示（每组3只大鼠），采用原先报告的单因素方差分析及事后比较；存档描述未注明具体事后检验名称。原始WB汇总图及显著性标记予以保留，未采用本次SOD、MDA或RT-qPCR方法重新分析。生化及RT-qPCR分析纳入全部已提供数值，不剔除异常值，不插补缺失值。生化指标采用Welch单因素方差分析及Games–Howell检验，报告95%置信区间；各指标内部的3次比较进行校正，不进行跨指标校正。RT-qPCR推断在ΔCq尺度上采用双侧Welch t检验，对原始6个靶标、3组间对比形成的全部18次比较统一进行Holm校正；仅展示Nox1和Nox4。以P＜0.05为统计学显著性阈值。涉及恢复组的比较针对独立终末队列。由于不同检测的样本重叠情况无法恢复，未开展跨检测相关分析。</w:t>
+        <w:t>以大鼠为实验单位。定量结果以均值±样本标准差表示，SOD、MDA、辅助荧光及RT-qPCR检测每组均为6份样本。WB原始结果以均值±标准差表示（每组3只大鼠），采用原先报告的单因素方差分析及事后比较。原始WB汇总图及显著性标记予以保留，未采用本次SOD、MDA或RT-qPCR方法重新分析。生化及RT-qPCR分析纳入全部已提供数值，不剔除异常值，不插补缺失值。生化指标采用Welch单因素方差分析及Games–Howell检验，报告95%置信区间；各指标内部的3次比较进行校正，不进行跨指标校正。RT-qPCR推断在ΔCq尺度上采用双侧Welch t检验，对原始6个靶标、3组间对比形成的全部18次比较统一进行Holm校正；仅展示Nox1和Nox4。以P＜0.05为统计学显著性阈值。涉及恢复组的比较针对独立终末队列。由于不同检测的样本重叠情况无法恢复，未开展跨检测相关分析。</w:t>
       </w:r>
     </w:p>
     <w:p>
@@ -317,7 +317,7 @@
     </w:p>
     <w:p>
       <w:r>
-        <w:t>检测特性限制了生化结果解释。18个SOD抑制率数值中有14个位于厂家建议的40%–60%预实验优化区间之外，相应稀释验证记录无法获得。该建议不是经证实的硬性有效性界限，但定量解释仍需谨慎。TBA反应形成的显色产物并非MDA所特有[9]，因此该信号不能独立确立脂质损伤。补充材料中的O12指数也缺少组织基质及缓冲液兼容性验证。蛋白归一化及统一处理流程不能解决这些检测特有的不确定性。</w:t>
+        <w:t>检测特性限制了生化结果解释。18个SOD抑制率数值中有14个位于厂家建议的40%–60%预实验优化区间之外。该建议不是经证实的硬性有效性界限，但定量解释仍需谨慎。TBA反应形成的显色产物并非MDA所特有[9]，因此该信号不能独立确立脂质损伤。补充材料中的O12指数也缺少组织基质及缓冲液兼容性验证。蛋白归一化及统一处理流程不能解决这些检测特有的不确定性。</w:t>
       </w:r>
     </w:p>
     <w:p>
@@ -392,7 +392,7 @@
     </w:p>
     <w:p>
       <w:r>
-        <w:t>处理后的生化数值、配对的靶标与内参Cq数值、统计结果及现有qPCR原始导出文件随文提供。详细检测限制及两处板图注释更正见补充材料；两孔均有Cq数值并已纳入分析。历史动物—样本对应记录及跨检测关联无法恢复；生物学重复及来自同一动物的靶标与内参配对关系由实验者确认。观察值索引仅表示来源位置，并非动物身份编号。</w:t>
+        <w:t>处理后的生化数值、配对的靶标与内参Cq数值、统计结果及现有qPCR原始导出文件随文提供。详细检测流程及解释范围见补充材料。历史动物—样本对应记录及跨检测关联无法恢复；生物学重复及来自同一动物的靶标与内参配对关系由实验者确认。观察值索引仅表示来源位置，并非动物身份编号。</w:t>
       </w:r>
       <w:r>
         <w:t>WB源图及配套实验报告见补充文件2。实验者确认保留了源灰度定量数据。图3B、C再现原始汇总分析，本报告未对其独立重新计算。</w:t>
@@ -755,7 +755,7 @@
         <w:pStyle w:val="Caption"/>
       </w:pPr>
       <w:r>
-        <w:t>图3. 延髓区域NOX1和NOX4的WB分析。（A）β-actin、NOX1和NOX4的代表性条带，每组展示1条泳道，从左至右依次为假手术组、模型组和恢复组；β-actin作为上样参照。分子量标签沿用提供的原图：β-actin为42 kDa、NOX1为62 kDa、NOX4为64 kDa。（B）NOX4及（C）NOX1汇总图再现原始分析。柱及误差线表示均值±标准差（每组3只大鼠）。括号沿用原始两两比较：两种蛋白的模型组与假手术组比较均为***P＜0.001；NOX4恢复组与模型组比较为**P＜0.01；NOX1恢复组与模型组比较为*P＜0.05。原始分析报告单因素方差分析及事后比较，未注明具体事后检验名称。假手术组和模型组于第4周取材，恢复组于第8周取材；这些比较不能分离植入物取出的特异性效应。</w:t>
+        <w:t>图3. 延髓区域NOX1和NOX4的WB分析。（A）β-actin、NOX1和NOX4的代表性条带，每组展示1条泳道，从左至右依次为假手术组、模型组和恢复组；β-actin作为上样参照。分子量标签沿用提供的原图：β-actin为42 kDa、NOX1为62 kDa、NOX4为64 kDa。（B）NOX4及（C）NOX1汇总图再现原始分析。柱及误差线表示均值±标准差（每组3只大鼠）。括号沿用原始两两比较：两种蛋白的模型组与假手术组比较均为***P＜0.001；NOX4恢复组与模型组比较为**P＜0.01；NOX1恢复组与模型组比较为*P＜0.05。假手术组和模型组于第4周取材，恢复组于第8周取材；这些比较不能分离植入物取出的特异性效应。</w:t>
       </w:r>
     </w:p>
     <w:sectPr>

--- a/research/Physiological_Research_Original_Article_完整重写稿_20261020/中文对照稿.docx
+++ b/research/Physiological_Research_Original_Article_完整重写稿_20261020/中文对照稿.docx
@@ -127,7 +127,7 @@
     </w:p>
     <w:p>
       <w:r>
-        <w:t>基础实验经安徽中医药大学动物伦理委员会批准（AHUCM-rats-2022032）。雄性Wistar大鼠约12周龄、体重约250 g，购自安徽医科大学实验动物中心。大鼠单笼饲养，环境温度22 ± 1℃，相对湿度60%，光照周期为12 h光照/12 h黑暗，可自由摄食饮水。适应性饲养1周。环境丰富化措施未见记录。选用雄性大鼠与既往模型研究保持一致。</w:t>
+        <w:t>动物饲养与实验操作遵循安徽中医药大学的机构规范。基础实验经安徽中医药大学动物伦理委员会批准（AHUCM-rats-2022032）。雄性Wistar大鼠约12周龄、体重约250 g，购自安徽医科大学实验动物中心。大鼠单笼饲养，环境温度22 ± 1℃，相对湿度60%，光照周期为12 h光照/12 h黑暗，可自由摄食饮水。适应性饲养1周。环境丰富化措施未见记录。选用雄性大鼠与既往模型研究保持一致。</w:t>
       </w:r>
     </w:p>
     <w:p>
@@ -408,7 +408,7 @@
     </w:p>
     <w:p>
       <w:r>
-        <w:t>Codex（OpenAI；CLI 0.162.0-alpha.17.2）辅助完成正文润色、编辑和数据核对。作者负责审阅并核实其输出，对最终稿件承担全部责任。</w:t>
+        <w:t>Codex（OpenAI；CLI 0.162.0-alpha.17.2）辅助完成正文润色、编辑和数据核对。作者已审阅并核实输出内容的事实准确性，对最终稿件承担全部责任。</w:t>
       </w:r>
     </w:p>
     <w:p>
@@ -428,7 +428,7 @@
         <w:rPr>
           <w:sz w:val="20"/>
         </w:rPr>
-        <w:t>1. He ZB, Lv YK, Li H, Yao Q, Wang KM, Song XG, Wu ZJ, Qin X. Atlantoaxial misalignment causes high blood pressure in rats: a novel hypertension model. Biomed Res Int 2017;2017:5986957.</w:t>
+        <w:t>1. He ZB, Lv YK, Li H, Yao Q, Wang KM, Song XG, Wu ZJ, et al. Atlantoaxial misalignment causes high blood pressure in rats: a novel hypertension model. Biomed Res Int 2017;2017:5986957.</w:t>
       </w:r>
     </w:p>
     <w:p>
@@ -550,7 +550,7 @@
         <w:rPr>
           <w:sz w:val="20"/>
         </w:rPr>
-        <w:t>9. Murphy MP, Bayir H, Belousov V, Chang CJ, Davies KJA, Davies MJ, Dick TP, Finkel T, Forman HJ, Janssen-Heininger Y, Gems D, Kagan VE, Kalyanaraman B, Larsson NG, Milne GL, Nyström T, Poulsen HE, Radi R, Van Remmen H, Schumacker PT, Thornalley PJ, Toyokuni S, Winterbourn CC, Yin H, Halliwell B. Guidelines for measuring reactive oxygen species and oxidative damage in cells and in vivo. Nat Metab 2022;4:651-662.</w:t>
+        <w:t>9. Murphy MP, Bayir H, Belousov V, Chang CJ, Davies KJA, Davies MJ, Dick TP, et al. Guidelines for measuring reactive oxygen species and oxidative damage in cells and in vivo. Nat Metab 2022;4:651-662.</w:t>
       </w:r>
     </w:p>
     <w:p>
@@ -562,7 +562,7 @@
         <w:rPr>
           <w:sz w:val="20"/>
         </w:rPr>
-        <w:t>10. Bustin SA, Ruijter JM, van den Hoff MJB, Kubista M, Pfaffl MW, Shipley GL, Tran N, Rödiger S, Untergasser A, Mueller R, Nolan T, Milavec M, Burns MJ, Huggett JF, Vandesompele J, Wittwer CT. MIQE 2.0: revision of the Minimum Information for Publication of Quantitative Real-Time PCR Experiments guidelines. Clin Chem 2025;71:634-651.</w:t>
+        <w:t>10. Bustin SA, Ruijter JM, van den Hoff MJB, Kubista M, Pfaffl MW, Shipley GL, Tran N, et al. MIQE 2.0: revision of the Minimum Information for Publication of Quantitative Real-Time PCR Experiments guidelines. Clin Chem 2025;71:634-651.</w:t>
       </w:r>
     </w:p>
     <w:p>
@@ -574,20 +574,18 @@
         <w:rPr>
           <w:sz w:val="20"/>
         </w:rPr>
-        <w:t xml:space="preserve">11. Schröder K, Zhang M, Benkhoff S, Mieth A, Pliquett R, Kosowski J, Kruse C, Luedike P, Michaelis UR, Weissmann N, Dimmeler S, Shah AM, Brandes RP. </w:t>
+        <w:t>11. Schröder K, Zhang M, Benkhoff S, Mieth A, Pliquett R, Kosowski J, Kruse C, et al. Nox4 is a protective reactive oxygen species generating vascular NADPH oxidase. Circ Res 2012;110:1217-1225.</w:t>
       </w:r>
       <w:r>
         <w:rPr>
           <w:i/>
           <w:sz w:val="20"/>
         </w:rPr>
-        <w:t>Nox4</w:t>
       </w:r>
       <w:r>
         <w:rPr>
           <w:sz w:val="20"/>
         </w:rPr>
-        <w:t xml:space="preserve"> is a protective reactive oxygen species generating vascular NADPH oxidase. Circ Res 2012;110:1217-1225.</w:t>
       </w:r>
     </w:p>
     <w:p>
